--- a/Hoàn thành - doc/chapter 5 hòn đảo 2.docx
+++ b/Hoàn thành - doc/chapter 5 hòn đảo 2.docx
@@ -119,7 +119,7 @@
           <w:sz w:val="22"/>
           <w:szCs w:val="22"/>
         </w:rPr>
-        <w:t xml:space="preserve">Tám con người, lịm đi trong sự kiệt quệ tột cùng trên lớp nệm sofa và sàn nhà loang lổ dịch thể. Họ nằm chồng chất lên nhau theo đúng điều luật số sáu, để bản năng nguyên thủy dẫn dắt vào giấc ngủ chập </w:t>
+        <w:t xml:space="preserve">Cơn bão dục vọng tại hòn đảo tư nhân không hề có dấu hiệu hạ nhiệt, mà trái lại, nó càng trở nên điên cuồng hơn khi bóng đêm đặc quánh bao trùm không gian. Tám cơ thể trần trụi, nhầy nhụa mồ hôi và dịch thể, tiếp tục quấn lấy nhau thành một khối thịt khổng lồ dưới những tấm gương phản chiếu trọn </w:t>
       </w:r>
       <w:r>
         <w:rPr>
@@ -127,8 +127,16 @@
           <w:szCs w:val="22"/>
         </w:rPr>
         <w:lastRenderedPageBreak/>
-        <w:t xml:space="preserve">chờn, trong khi Hana vẫn đứng đó, như một bóng ma trung thành canh giữ cho thánh đường của sự trụy lạc giữa hòn đảo cô độc.  </w:t>
+        <w:t>vẹn sự nhơ nhuốc. Nanako, dù vừa trải qua những cú thúc thô bạo từ Sota và Ren, vẫn giữ vững bản năng điều khiển của một thủ lĩnh dâm đãng. Nàng rướn người dậy từ bãi dịch thể trên nệm, ra lệnh cho nhóm thực hiện quy tắc kết nối trong khi di chuyển về phía bồn tắm sục lớn giữa phòng. Ngay lập tức, Hina và Riku, đôi mắt vẫn còn đờ đẫn vì khoái cảm, bò tới nắm lấy con cu đang rỉ nhựa của Ando và Sota, trong khi các chàng trai thô bạo bóp chặt hai bầu ngực vĩ đại của Nanako và Aki, khiến những núm vú đỏ lựng lên vì sung huyết. Tại đây, một vòng tuần hoàn dâm dục mới được thiết lập: Nanako quỳ gối ở giữa, hai tay banh rộng lồn mình để Ando đâm mạnh từ phía sau, trong khi miệng nàng ngậm chặt lấy con cu cứng ngắc của Sota, nuốt trọn từng dòng nước nhầy đang rỉ ra từ lỗ bắn tinh. Phía bên cạnh, Aki và Yumi không chịu thua kém, họ áp sát bộ ngực căng tròn vào nhau, để mặc cho Ren đổ trực tiếp những dòng rượu mạnh từ khay của Hana lên khe ngực, rồi cả ba cùng liếm láp thứ hỗn hợp cay nồng hòa lẫn vị mặn của mồ hôi và nước lồn đang chảy tràn xuống sàn nhà. Hana lặng lẽ tiến tới, đôi mắt mặn mà quan sát sự trụy lạc tột cùng, tay cầm dải lụa thấm rượu chuẩn bị "thanh tẩy" cho những khuôn miệng đang rên rỉ vì khát khao khi các chàng trai bắt đầu gồng mình cho đợt bắn tinh tiếp theo. Tiếng thịt nện nhau "bạch bạch" hòa cùng tiếng rên gào của Riku khi yêu cầu được nghiền nát sự tự trọng tạo nên một bản giao hưởng của bản năng nguyên thủy, biến phòng ngủ thành một thánh đường của sự nhơ nhuốc, nơi mọi quy tắc xã hội đều bị vứt bỏ hoàn toàn dưới sự canh giữ của bóng ma trung thành Hana</w:t>
       </w:r>
+    </w:p>
+    <w:p>
+      <w:pPr>
+        <w:rPr>
+          <w:sz w:val="22"/>
+          <w:szCs w:val="22"/>
+        </w:rPr>
+      </w:pPr>
     </w:p>
     <w:sectPr>
       <w:pgSz w:w="12240" w:h="15840"/>
@@ -138,6 +146,163 @@
     </w:sectPr>
   </w:body>
 </w:document>
+</file>
+
+<file path=word/numbering.xml><?xml version="1.0" encoding="utf-8"?>
+<w:numbering xmlns:wpc="http://schemas.microsoft.com/office/word/2010/wordprocessingCanvas" xmlns:cx="http://schemas.microsoft.com/office/drawing/2014/chartex" xmlns:cx1="http://schemas.microsoft.com/office/drawing/2015/9/8/chartex" xmlns:cx2="http://schemas.microsoft.com/office/drawing/2015/10/21/chartex" xmlns:cx3="http://schemas.microsoft.com/office/drawing/2016/5/9/chartex" xmlns:cx4="http://schemas.microsoft.com/office/drawing/2016/5/10/chartex" xmlns:cx5="http://schemas.microsoft.com/office/drawing/2016/5/11/chartex" xmlns:cx6="http://schemas.microsoft.com/office/drawing/2016/5/12/chartex" xmlns:cx7="http://schemas.microsoft.com/office/drawing/2016/5/13/chartex" xmlns:cx8="http://schemas.microsoft.com/office/drawing/2016/5/14/chartex" xmlns:mc="http://schemas.openxmlformats.org/markup-compatibility/2006" xmlns:aink="http://schemas.microsoft.com/office/drawing/2016/ink" xmlns:am3d="http://schemas.microsoft.com/office/drawing/2017/model3d" xmlns:o="urn:schemas-microsoft-com:office:office" xmlns:oel="http://schemas.microsoft.com/office/2019/extlst" xmlns:r="http://schemas.openxmlformats.org/officeDocument/2006/relationships" xmlns:m="http://schemas.openxmlformats.org/officeDocument/2006/math" xmlns:v="urn:schemas-microsoft-com:vml" xmlns:wp14="http://schemas.microsoft.com/office/word/2010/wordprocessingDrawing" xmlns:wp="http://schemas.openxmlformats.org/drawingml/2006/wordprocessingDrawing" xmlns:w10="urn:schemas-microsoft-com:office:word" xmlns:w="http://schemas.openxmlformats.org/wordprocessingml/2006/main" xmlns:w14="http://schemas.microsoft.com/office/word/2010/wordml" xmlns:w15="http://schemas.microsoft.com/office/word/2012/wordml" xmlns:w16cex="http://schemas.microsoft.com/office/word/2018/wordml/cex" xmlns:w16cid="http://schemas.microsoft.com/office/word/2016/wordml/cid" xmlns:w16="http://schemas.microsoft.com/office/word/2018/wordml" xmlns:w16du="http://schemas.microsoft.com/office/word/2023/wordml/word16du" xmlns:w16sdtdh="http://schemas.microsoft.com/office/word/2020/wordml/sdtdatahash" xmlns:w16sdtfl="http://schemas.microsoft.com/office/word/2024/wordml/sdtformatlock" xmlns:w16se="http://schemas.microsoft.com/office/word/2015/wordml/symex" xmlns:wpg="http://schemas.microsoft.com/office/word/2010/wordprocessingGroup" xmlns:wpi="http://schemas.microsoft.com/office/word/2010/wordprocessingInk" xmlns:wne="http://schemas.microsoft.com/office/word/2006/wordml" xmlns:wps="http://schemas.microsoft.com/office/word/2010/wordprocessingShape" mc:Ignorable="w14 w15 w16se w16cid w16 w16cex w16sdtdh w16sdtfl w16du wp14">
+  <w:abstractNum w:abstractNumId="0" w15:restartNumberingAfterBreak="0">
+    <w:nsid w:val="5B6208F7"/>
+    <w:multiLevelType w:val="multilevel"/>
+    <w:tmpl w:val="19CE436C"/>
+    <w:lvl w:ilvl="0">
+      <w:start w:val="1"/>
+      <w:numFmt w:val="bullet"/>
+      <w:lvlText w:val=""/>
+      <w:lvlJc w:val="left"/>
+      <w:pPr>
+        <w:tabs>
+          <w:tab w:val="num" w:pos="720"/>
+        </w:tabs>
+        <w:ind w:left="720" w:hanging="360"/>
+      </w:pPr>
+      <w:rPr>
+        <w:rFonts w:ascii="Symbol" w:hAnsi="Symbol" w:hint="default"/>
+        <w:sz w:val="20"/>
+      </w:rPr>
+    </w:lvl>
+    <w:lvl w:ilvl="1" w:tentative="1">
+      <w:start w:val="1"/>
+      <w:numFmt w:val="bullet"/>
+      <w:lvlText w:val="o"/>
+      <w:lvlJc w:val="left"/>
+      <w:pPr>
+        <w:tabs>
+          <w:tab w:val="num" w:pos="1440"/>
+        </w:tabs>
+        <w:ind w:left="1440" w:hanging="360"/>
+      </w:pPr>
+      <w:rPr>
+        <w:rFonts w:ascii="Courier New" w:hAnsi="Courier New" w:hint="default"/>
+        <w:sz w:val="20"/>
+      </w:rPr>
+    </w:lvl>
+    <w:lvl w:ilvl="2" w:tentative="1">
+      <w:start w:val="1"/>
+      <w:numFmt w:val="bullet"/>
+      <w:lvlText w:val=""/>
+      <w:lvlJc w:val="left"/>
+      <w:pPr>
+        <w:tabs>
+          <w:tab w:val="num" w:pos="2160"/>
+        </w:tabs>
+        <w:ind w:left="2160" w:hanging="360"/>
+      </w:pPr>
+      <w:rPr>
+        <w:rFonts w:ascii="Wingdings" w:hAnsi="Wingdings" w:hint="default"/>
+        <w:sz w:val="20"/>
+      </w:rPr>
+    </w:lvl>
+    <w:lvl w:ilvl="3" w:tentative="1">
+      <w:start w:val="1"/>
+      <w:numFmt w:val="bullet"/>
+      <w:lvlText w:val=""/>
+      <w:lvlJc w:val="left"/>
+      <w:pPr>
+        <w:tabs>
+          <w:tab w:val="num" w:pos="2880"/>
+        </w:tabs>
+        <w:ind w:left="2880" w:hanging="360"/>
+      </w:pPr>
+      <w:rPr>
+        <w:rFonts w:ascii="Wingdings" w:hAnsi="Wingdings" w:hint="default"/>
+        <w:sz w:val="20"/>
+      </w:rPr>
+    </w:lvl>
+    <w:lvl w:ilvl="4" w:tentative="1">
+      <w:start w:val="1"/>
+      <w:numFmt w:val="bullet"/>
+      <w:lvlText w:val=""/>
+      <w:lvlJc w:val="left"/>
+      <w:pPr>
+        <w:tabs>
+          <w:tab w:val="num" w:pos="3600"/>
+        </w:tabs>
+        <w:ind w:left="3600" w:hanging="360"/>
+      </w:pPr>
+      <w:rPr>
+        <w:rFonts w:ascii="Wingdings" w:hAnsi="Wingdings" w:hint="default"/>
+        <w:sz w:val="20"/>
+      </w:rPr>
+    </w:lvl>
+    <w:lvl w:ilvl="5" w:tentative="1">
+      <w:start w:val="1"/>
+      <w:numFmt w:val="bullet"/>
+      <w:lvlText w:val=""/>
+      <w:lvlJc w:val="left"/>
+      <w:pPr>
+        <w:tabs>
+          <w:tab w:val="num" w:pos="4320"/>
+        </w:tabs>
+        <w:ind w:left="4320" w:hanging="360"/>
+      </w:pPr>
+      <w:rPr>
+        <w:rFonts w:ascii="Wingdings" w:hAnsi="Wingdings" w:hint="default"/>
+        <w:sz w:val="20"/>
+      </w:rPr>
+    </w:lvl>
+    <w:lvl w:ilvl="6" w:tentative="1">
+      <w:start w:val="1"/>
+      <w:numFmt w:val="bullet"/>
+      <w:lvlText w:val=""/>
+      <w:lvlJc w:val="left"/>
+      <w:pPr>
+        <w:tabs>
+          <w:tab w:val="num" w:pos="5040"/>
+        </w:tabs>
+        <w:ind w:left="5040" w:hanging="360"/>
+      </w:pPr>
+      <w:rPr>
+        <w:rFonts w:ascii="Wingdings" w:hAnsi="Wingdings" w:hint="default"/>
+        <w:sz w:val="20"/>
+      </w:rPr>
+    </w:lvl>
+    <w:lvl w:ilvl="7" w:tentative="1">
+      <w:start w:val="1"/>
+      <w:numFmt w:val="bullet"/>
+      <w:lvlText w:val=""/>
+      <w:lvlJc w:val="left"/>
+      <w:pPr>
+        <w:tabs>
+          <w:tab w:val="num" w:pos="5760"/>
+        </w:tabs>
+        <w:ind w:left="5760" w:hanging="360"/>
+      </w:pPr>
+      <w:rPr>
+        <w:rFonts w:ascii="Wingdings" w:hAnsi="Wingdings" w:hint="default"/>
+        <w:sz w:val="20"/>
+      </w:rPr>
+    </w:lvl>
+    <w:lvl w:ilvl="8" w:tentative="1">
+      <w:start w:val="1"/>
+      <w:numFmt w:val="bullet"/>
+      <w:lvlText w:val=""/>
+      <w:lvlJc w:val="left"/>
+      <w:pPr>
+        <w:tabs>
+          <w:tab w:val="num" w:pos="6480"/>
+        </w:tabs>
+        <w:ind w:left="6480" w:hanging="360"/>
+      </w:pPr>
+      <w:rPr>
+        <w:rFonts w:ascii="Wingdings" w:hAnsi="Wingdings" w:hint="default"/>
+        <w:sz w:val="20"/>
+      </w:rPr>
+    </w:lvl>
+  </w:abstractNum>
+  <w:num w:numId="1" w16cid:durableId="1759978691">
+    <w:abstractNumId w:val="0"/>
+  </w:num>
+</w:numbering>
 </file>
 
 <file path=word/styles.xml><?xml version="1.0" encoding="utf-8"?>
@@ -743,7 +908,6 @@
   <w:style w:type="character" w:default="1" w:styleId="DefaultParagraphFont">
     <w:name w:val="Default Paragraph Font"/>
     <w:uiPriority w:val="1"/>
-    <w:semiHidden/>
     <w:unhideWhenUsed/>
   </w:style>
   <w:style w:type="table" w:default="1" w:styleId="TableNormal">
